--- a/final/reference.docx
+++ b/final/reference.docx
@@ -75,7 +75,7 @@
         <w:color w:val="495057"/>
         <w:sz w:val="17"/>
       </w:rPr>
-      <w:t>Instats Policy Series  ·  Responsible AI in research training (v1.0.0)</w:t>
+      <w:t>Instats Policy Series  ·  Responsible AI in research training (v1.1.0)</w:t>
     </w:r>
   </w:p>
 </w:hdr>

--- a/final/reference.docx
+++ b/final/reference.docx
@@ -75,7 +75,7 @@
         <w:color w:val="495057"/>
         <w:sz w:val="17"/>
       </w:rPr>
-      <w:t>Instats Policy Series  ·  Responsible AI in research training (v1.1.0)</w:t>
+      <w:t>Instats Policy Series  ·  Responsible AI in research training (v1.1.1)</w:t>
     </w:r>
   </w:p>
 </w:hdr>

--- a/final/reference.docx
+++ b/final/reference.docx
@@ -75,7 +75,7 @@
         <w:color w:val="495057"/>
         <w:sz w:val="17"/>
       </w:rPr>
-      <w:t>Instats Policy Series  ·  Responsible AI in research training (v1.1.1)</w:t>
+      <w:t>Instats Policy Series  ·  Responsible AI in research training (v1.1.2)</w:t>
     </w:r>
   </w:p>
 </w:hdr>

--- a/final/reference.docx
+++ b/final/reference.docx
@@ -75,7 +75,7 @@
         <w:color w:val="495057"/>
         <w:sz w:val="17"/>
       </w:rPr>
-      <w:t>Instats Policy Series  ·  Responsible AI in research training (v1.1.2)</w:t>
+      <w:t>Instats Policy Series  ·  Responsible AI in research training (v1.2.0)</w:t>
     </w:r>
   </w:p>
 </w:hdr>

--- a/final/reference.docx
+++ b/final/reference.docx
@@ -75,7 +75,7 @@
         <w:color w:val="495057"/>
         <w:sz w:val="17"/>
       </w:rPr>
-      <w:t>Instats Policy Series  ·  Responsible AI in research training (v1.2.0)</w:t>
+      <w:t>Instats Policy Series  ·  Responsible AI in research training (v1.2.1)</w:t>
     </w:r>
   </w:p>
 </w:hdr>

--- a/final/reference.docx
+++ b/final/reference.docx
@@ -75,7 +75,7 @@
         <w:color w:val="495057"/>
         <w:sz w:val="17"/>
       </w:rPr>
-      <w:t>Instats Policy Series  ·  Responsible AI in research training (v1.2.1)</w:t>
+      <w:t>Instats Policy Series  ·  Responsible AI in research training (v1.2.2)</w:t>
     </w:r>
   </w:p>
 </w:hdr>

--- a/final/reference.docx
+++ b/final/reference.docx
@@ -75,7 +75,7 @@
         <w:color w:val="495057"/>
         <w:sz w:val="17"/>
       </w:rPr>
-      <w:t>Instats Policy Series  ·  Responsible AI in research training (v1.2.2)</w:t>
+      <w:t>Instats Policy Series  ·  Responsible AI in research training (v1.2.3)</w:t>
     </w:r>
   </w:p>
 </w:hdr>

--- a/final/reference.docx
+++ b/final/reference.docx
@@ -75,7 +75,7 @@
         <w:color w:val="495057"/>
         <w:sz w:val="17"/>
       </w:rPr>
-      <w:t>Instats Policy Series  ·  Responsible AI in research training (v1.2.3)</w:t>
+      <w:t>Instats Policy Series  ·  Responsible AI in research training</w:t>
     </w:r>
   </w:p>
 </w:hdr>

--- a/final/reference.docx
+++ b/final/reference.docx
@@ -12421,7 +12421,7 @@
     <w:rPr>
       <w:rFonts w:ascii="Source Serif 4" w:hAnsi="Source Serif 4"/>
       <w:color w:val="212529"/>
-      <w:sz w:val="22"/>
+      <w:sz w:val="24"/>
     </w:rPr>
   </w:style>
   <w:style w:type="paragraph" w:customStyle="1" w:styleId="FirstParagraph">
@@ -12433,7 +12433,7 @@
     <w:rPr>
       <w:rFonts w:ascii="Source Serif 4" w:hAnsi="Source Serif 4"/>
       <w:color w:val="212529"/>
-      <w:sz w:val="22"/>
+      <w:sz w:val="24"/>
     </w:rPr>
   </w:style>
   <w:style w:type="paragraph" w:customStyle="1" w:styleId="BlockText">
@@ -12446,7 +12446,7 @@
       <w:rFonts w:ascii="Source Serif 4" w:hAnsi="Source Serif 4"/>
       <w:i/>
       <w:color w:val="212529"/>
-      <w:sz w:val="22"/>
+      <w:sz w:val="24"/>
     </w:rPr>
   </w:style>
   <w:style w:type="character" w:customStyle="1" w:styleId="Hyperlink">

--- a/final/reference.docx
+++ b/final/reference.docx
@@ -12321,6 +12321,23 @@
       <w:b/>
       <w:color w:val="495057"/>
       <w:sz w:val="16"/>
+    </w:rPr>
+  </w:style>
+  <w:style w:type="paragraph" w:customStyle="1" w:styleId="InstatsColophon">
+    <w:rFonts w:ascii="Inter" w:hAnsi="Inter" w:cs="Inter"/>
+    <w:name w:val="InstatsColophon"/>
+    <w:basedOn w:val="Normal"/>
+    <w:pPr>
+      <w:spacing w:before="80" w:after="160" w:line="336" w:lineRule="auto"/>
+      <w:ind w:left="283"/>
+      <w:pBdr>
+        <w:left w:val="single" w:sz="24" w:space="10" w:color="3092B1"/>
+      </w:pBdr>
+    </w:pPr>
+    <w:rPr>
+      <w:rFonts w:ascii="Inter" w:hAnsi="Inter"/>
+      <w:color w:val="495057"/>
+      <w:sz w:val="20"/>
     </w:rPr>
   </w:style>
   <w:style w:type="paragraph" w:customStyle="1" w:styleId="InstatsExecBand">

--- a/final/reference.docx
+++ b/final/reference.docx
@@ -12491,6 +12491,19 @@
       <w:rFonts w:ascii="Source Serif 4" w:hAnsi="Source Serif 4"/>
       <w:color w:val="212529"/>
       <w:sz w:val="22"/>
+    </w:rPr>
+  </w:style>
+  <w:style w:type="paragraph" w:customStyle="1" w:styleId="TableText">
+    <w:rFonts w:ascii="Source Serif 4" w:hAnsi="Source Serif 4" w:cs="Source Serif 4"/>
+    <w:name w:val="TableText"/>
+    <w:basedOn w:val="Normal"/>
+    <w:pPr>
+      <w:spacing w:before="40" w:after="40" w:line="278" w:lineRule="auto"/>
+    </w:pPr>
+    <w:rPr>
+      <w:rFonts w:ascii="Source Serif 4" w:hAnsi="Source Serif 4"/>
+      <w:color w:val="212529"/>
+      <w:sz w:val="18"/>
     </w:rPr>
   </w:style>
   <w:style w:type="paragraph" w:customStyle="1" w:styleId="FootnoteText">
